--- a/manuscript/submission_files/highlights.docx
+++ b/manuscript/submission_files/highlights.docx
@@ -32,7 +32,7 @@
         </w:numPr>
       </w:pPr>
       <w:r>
-        <w:t xml:space="preserve">Kernel leads four Dynamic World and two of four matched ArcGIS folds.</w:t>
+        <w:t xml:space="preserve">Numerical rankings depend on product and conditional paired uncertainty.</w:t>
       </w:r>
     </w:p>
     <w:p>
@@ -56,7 +56,7 @@
         </w:numPr>
       </w:pPr>
       <w:r>
-        <w:t xml:space="preserve">ArcGIS-served labels extend the scenario origin state to 2025.</w:t>
+        <w:t xml:space="preserve">Net-change allocation restricts the attainable change-detection score.</w:t>
       </w:r>
     </w:p>
     <w:p>
@@ -76,6 +76,8 @@
       <w:footnotePr>
         <w:numRestart w:val="eachSect"/>
       </w:footnotePr>
+      <w:pgSz w:w="11906" w:h="16838"/>
+      <w:pgMar w:left="1417" w:right="1417" w:top="1417" w:bottom="1417"/>
     </w:sectPr>
   </w:body>
 </w:document>
@@ -315,6 +317,11 @@
   <w:style w:default="1" w:styleId="Normal" w:type="paragraph">
     <w:name w:val="Normal"/>
     <w:qFormat/>
+    <w:rPr>
+      <w:rFonts w:ascii="Times New Roman" w:hAnsi="Times New Roman"/>
+      <w:color w:val="000000"/>
+      <w:sz w:val="22"/>
+    </w:rPr>
   </w:style>
   <w:style w:styleId="BodyText" w:type="paragraph">
     <w:name w:val="Body Text"/>
@@ -324,6 +331,10 @@
     <w:pPr>
       <w:spacing w:after="180" w:before="180"/>
     </w:pPr>
+    <w:rPr>
+      <w:rFonts w:ascii="Times New Roman" w:hAnsi="Times New Roman"/>
+      <w:color w:val="000000"/>
+    </w:rPr>
   </w:style>
   <w:style w:customStyle="1" w:styleId="FirstParagraph" w:type="paragraph">
     <w:name w:val="First Paragraph"/>
@@ -353,7 +364,8 @@
       <w:jc w:val="center"/>
     </w:pPr>
     <w:rPr>
-      <w:rFonts w:asciiTheme="majorHAnsi" w:cstheme="majorBidi" w:eastAsiaTheme="majorEastAsia" w:hAnsiTheme="majorHAnsi"/>
+      <w:rFonts w:asciiTheme="majorHAnsi" w:cstheme="majorBidi" w:eastAsiaTheme="majorEastAsia" w:hAnsiTheme="majorHAnsi" w:ascii="Times New Roman" w:hAnsi="Times New Roman"/>
+      <w:color w:val="000000"/>
       <w:sz w:val="56"/>
       <w:szCs w:val="56"/>
     </w:rPr>
@@ -384,7 +396,8 @@
       </w:numPr>
     </w:pPr>
     <w:rPr>
-      <w:rFonts w:cstheme="majorBidi" w:eastAsiaTheme="majorEastAsia"/>
+      <w:rFonts w:cstheme="majorBidi" w:eastAsiaTheme="majorEastAsia" w:ascii="Times New Roman" w:hAnsi="Times New Roman"/>
+      <w:color w:val="000000"/>
       <w:spacing w:val="15"/>
       <w:sz w:val="28"/>
       <w:szCs w:val="28"/>
@@ -487,8 +500,8 @@
       <w:outlineLvl w:val="0"/>
     </w:pPr>
     <w:rPr>
-      <w:rFonts w:asciiTheme="majorHAnsi" w:cstheme="majorBidi" w:eastAsiaTheme="majorEastAsia" w:hAnsiTheme="majorHAnsi"/>
-      <w:color w:themeColor="accent1" w:themeShade="BF" w:val="0F4761"/>
+      <w:rFonts w:asciiTheme="majorHAnsi" w:cstheme="majorBidi" w:eastAsiaTheme="majorEastAsia" w:hAnsiTheme="majorHAnsi" w:ascii="Times New Roman" w:hAnsi="Times New Roman"/>
+      <w:color w:val="000000"/>
       <w:sz w:val="40"/>
       <w:szCs w:val="40"/>
     </w:rPr>
@@ -510,8 +523,8 @@
       <w:outlineLvl w:val="1"/>
     </w:pPr>
     <w:rPr>
-      <w:rFonts w:asciiTheme="majorHAnsi" w:cstheme="majorBidi" w:eastAsiaTheme="majorEastAsia" w:hAnsiTheme="majorHAnsi"/>
-      <w:color w:themeColor="accent1" w:themeShade="BF" w:val="0F4761"/>
+      <w:rFonts w:asciiTheme="majorHAnsi" w:cstheme="majorBidi" w:eastAsiaTheme="majorEastAsia" w:hAnsiTheme="majorHAnsi" w:ascii="Times New Roman" w:hAnsi="Times New Roman"/>
+      <w:color w:val="000000"/>
       <w:sz w:val="32"/>
       <w:szCs w:val="32"/>
     </w:rPr>
@@ -533,8 +546,8 @@
       <w:outlineLvl w:val="2"/>
     </w:pPr>
     <w:rPr>
-      <w:rFonts w:cstheme="majorBidi" w:eastAsiaTheme="majorEastAsia"/>
-      <w:color w:themeColor="accent1" w:themeShade="BF" w:val="0F4761"/>
+      <w:rFonts w:cstheme="majorBidi" w:eastAsiaTheme="majorEastAsia" w:ascii="Times New Roman" w:hAnsi="Times New Roman"/>
+      <w:color w:val="000000"/>
       <w:sz w:val="28"/>
       <w:szCs w:val="28"/>
     </w:rPr>

--- a/manuscript/submission_files/highlights.docx
+++ b/manuscript/submission_files/highlights.docx
@@ -20,7 +20,7 @@
         </w:numPr>
       </w:pPr>
       <w:r>
-        <w:t xml:space="preserve">Cross-product backtests expose label dependence in model rankings.</w:t>
+        <w:t xml:space="preserve">Cross-product backtests expose product dependence and a series discontinuity.</w:t>
       </w:r>
     </w:p>
     <w:p>
@@ -56,7 +56,7 @@
         </w:numPr>
       </w:pPr>
       <w:r>
-        <w:t xml:space="preserve">Net-change allocation restricts the attainable change-detection score.</w:t>
+        <w:t xml:space="preserve">Net-change allocation restricts exact minimum-change scores, not CA scores.</w:t>
       </w:r>
     </w:p>
     <w:p>
